--- a/Mapped Curriculum Lesson - Supplemental Material/Grade 7/Lesson 13 - String Positions/String Positions - Worksheet.docx
+++ b/Mapped Curriculum Lesson - Supplemental Material/Grade 7/Lesson 13 - String Positions/String Positions - Worksheet.docx
@@ -904,67 +904,106 @@
         <w:rPr>
           <w:color w:val="080808"/>
         </w:rPr>
-        <w:t>Create a two-letter badge from two words. Use indexing to display the first character of each; use inputs with different capitalisation to inspect the result.</w:t>
-      </w:r>
-    </w:p>
-    <w:p>
-      <w:pPr>
-        <w:spacing w:before="0" w:after="0" w:line="120" w:lineRule="exact"/>
-      </w:pPr>
-    </w:p>
-    <w:p>
-      <w:pPr>
-        <w:pStyle w:val="Heading2"/>
-      </w:pPr>
-      <w:r>
-        <w:t>Challenge 3</w:t>
-      </w:r>
-    </w:p>
-    <w:p>
-      <w:pPr>
-        <w:spacing w:line="276" w:lineRule="auto" w:before="0" w:after="0"/>
-        <w:rPr>
-          <w:noProof/>
-        </w:rPr>
-      </w:pPr>
-      <w:r>
-        <w:rPr>
-          <w:color w:val="080808"/>
-        </w:rPr>
-        <w:t xml:space="preserve">Build a reference code for a six-letter word. Use two slices to display its first two characters, then characters five and six. Try </w:t>
+        <w:t xml:space="preserve">Ask for two words and store them in [first_word] and [second_word]. Use position 0 to display the first character of each word. Test </w:t>
       </w:r>
       <w:r>
         <w:rPr>
           <w:color w:val="067D17"/>
           <w:rFonts w:ascii="Consolas" w:hAnsi="Consolas"/>
         </w:rPr>
-        <w:t>"python"</w:t>
-      </w:r>
-      <w:r>
-        <w:rPr>
-          <w:color w:val="080808"/>
-        </w:rPr>
-        <w:t xml:space="preserve">: the two parts should be </w:t>
+        <w:t>"Code"</w:t>
+      </w:r>
+      <w:r>
+        <w:rPr>
+          <w:color w:val="080808"/>
+        </w:rPr>
+        <w:t xml:space="preserve"> and </w:t>
       </w:r>
       <w:r>
         <w:rPr>
           <w:color w:val="067D17"/>
           <w:rFonts w:ascii="Consolas" w:hAnsi="Consolas"/>
         </w:rPr>
-        <w:t>"py"</w:t>
-      </w:r>
-      <w:r>
-        <w:rPr>
-          <w:color w:val="080808"/>
-        </w:rPr>
-        <w:t xml:space="preserve"> and </w:t>
+        <w:t>"python"</w:t>
+      </w:r>
+      <w:r>
+        <w:rPr>
+          <w:color w:val="080808"/>
+        </w:rPr>
+        <w:t xml:space="preserve">; display </w:t>
       </w:r>
       <w:r>
         <w:rPr>
           <w:color w:val="067D17"/>
           <w:rFonts w:ascii="Consolas" w:hAnsi="Consolas"/>
         </w:rPr>
-        <w:t>"on"</w:t>
+        <w:t>"Initials: C p"</w:t>
+      </w:r>
+      <w:r>
+        <w:rPr>
+          <w:color w:val="080808"/>
+        </w:rPr>
+        <w:t>.</w:t>
+      </w:r>
+    </w:p>
+    <w:p>
+      <w:pPr>
+        <w:spacing w:before="0" w:after="0" w:line="120" w:lineRule="exact"/>
+      </w:pPr>
+    </w:p>
+    <w:p>
+      <w:pPr>
+        <w:pStyle w:val="Heading2"/>
+      </w:pPr>
+      <w:r>
+        <w:t>Challenge 3</w:t>
+      </w:r>
+    </w:p>
+    <w:p>
+      <w:pPr>
+        <w:spacing w:line="276" w:lineRule="auto" w:before="0" w:after="0"/>
+        <w:rPr>
+          <w:noProof/>
+        </w:rPr>
+      </w:pPr>
+      <w:r>
+        <w:rPr>
+          <w:color w:val="080808"/>
+        </w:rPr>
+        <w:t xml:space="preserve">Ask for a six-letter word and store it in [word]. Store the slice from positions 0 to 2 in [first_part] and the slice from positions 4 to 6 in [last_part]. Display </w:t>
+      </w:r>
+      <w:r>
+        <w:rPr>
+          <w:color w:val="067D17"/>
+          <w:rFonts w:ascii="Consolas" w:hAnsi="Consolas"/>
+        </w:rPr>
+        <w:t>"Reference:"</w:t>
+      </w:r>
+      <w:r>
+        <w:rPr>
+          <w:color w:val="080808"/>
+        </w:rPr>
+        <w:t xml:space="preserve"> followed by both parts. Test </w:t>
+      </w:r>
+      <w:r>
+        <w:rPr>
+          <w:color w:val="067D17"/>
+          <w:rFonts w:ascii="Consolas" w:hAnsi="Consolas"/>
+        </w:rPr>
+        <w:t>"python"</w:t>
+      </w:r>
+      <w:r>
+        <w:rPr>
+          <w:color w:val="080808"/>
+        </w:rPr>
+        <w:t xml:space="preserve">; display </w:t>
+      </w:r>
+      <w:r>
+        <w:rPr>
+          <w:color w:val="067D17"/>
+          <w:rFonts w:ascii="Consolas" w:hAnsi="Consolas"/>
+        </w:rPr>
+        <w:t>"Reference: py on"</w:t>
       </w:r>
       <w:r>
         <w:rPr>

--- a/Mapped Curriculum Lesson - Supplemental Material/Grade 7/Lesson 13 - String Positions/String Positions - Worksheet.docx
+++ b/Mapped Curriculum Lesson - Supplemental Material/Grade 7/Lesson 13 - String Positions/String Positions - Worksheet.docx
@@ -788,25 +788,61 @@
         <w:rPr>
           <w:color w:val="080808"/>
         </w:rPr>
-        <w:t xml:space="preserve">Change the slice’s stop position so the preview contains four characters instead of three. Try </w:t>
+        <w:t xml:space="preserve">Change the example so it also slices the characters at positions 2 and 3 into </w:t>
+      </w:r>
+      <w:r>
+        <w:rPr>
+          <w:color w:val="6A1B9A"/>
+          <w:rFonts w:ascii="JetBrains Mono" w:hAnsi="JetBrains Mono"/>
+          <w:sz w:val="20"/>
+          <w:szCs w:val="20"/>
+          <w:shd w:val="clear" w:color="auto" w:fill="ECEAF4"/>
+        </w:rPr>
+        <w:t> middle </w:t>
+      </w:r>
+      <w:r>
+        <w:rPr>
+          <w:color w:val="080808"/>
+        </w:rPr>
+        <w:t xml:space="preserve">. Display </w:t>
       </w:r>
       <w:r>
         <w:rPr>
           <w:color w:val="067D17"/>
-          <w:rFonts w:ascii="Consolas" w:hAnsi="Consolas"/>
-        </w:rPr>
-        <w:t>"code"</w:t>
-      </w:r>
-      <w:r>
-        <w:rPr>
-          <w:color w:val="080808"/>
-        </w:rPr>
-        <w:t xml:space="preserve"> and </w:t>
+          <w:rFonts w:ascii="JetBrains Mono" w:hAnsi="JetBrains Mono"/>
+          <w:sz w:val="20"/>
+          <w:szCs w:val="20"/>
+        </w:rPr>
+        <w:t>"Middle:"</w:t>
+      </w:r>
+      <w:r>
+        <w:rPr>
+          <w:color w:val="080808"/>
+        </w:rPr>
+        <w:t xml:space="preserve"> followed by </w:t>
+      </w:r>
+      <w:r>
+        <w:rPr>
+          <w:color w:val="6A1B9A"/>
+          <w:rFonts w:ascii="JetBrains Mono" w:hAnsi="JetBrains Mono"/>
+          <w:sz w:val="20"/>
+          <w:szCs w:val="20"/>
+          <w:shd w:val="clear" w:color="auto" w:fill="ECEAF4"/>
+        </w:rPr>
+        <w:t> middle </w:t>
+      </w:r>
+      <w:r>
+        <w:rPr>
+          <w:color w:val="080808"/>
+        </w:rPr>
+        <w:t xml:space="preserve">. For example, </w:t>
       </w:r>
       <w:r>
         <w:rPr>
           <w:color w:val="067D17"/>
-          <w:rFonts w:ascii="Consolas" w:hAnsi="Consolas"/>
+          <w:rFonts w:ascii="JetBrains Mono" w:hAnsi="JetBrains Mono"/>
+          <w:sz w:val="20"/>
+          <w:szCs w:val="20"/>
         </w:rPr>
         <w:t>"python"</w:t>
       </w:r>
@@ -814,7 +850,22 @@
         <w:rPr>
           <w:color w:val="080808"/>
         </w:rPr>
-        <w:t>; both previews should contain four characters.</w:t>
+        <w:t xml:space="preserve"> displays </w:t>
+      </w:r>
+      <w:r>
+        <w:rPr>
+          <w:color w:val="067D17"/>
+          <w:rFonts w:ascii="JetBrains Mono" w:hAnsi="JetBrains Mono"/>
+          <w:sz w:val="20"/>
+          <w:szCs w:val="20"/>
+        </w:rPr>
+        <w:t>"Middle: th"</w:t>
+      </w:r>
+      <w:r>
+        <w:rPr>
+          <w:color w:val="080808"/>
+        </w:rPr>
+        <w:t>.</w:t>
       </w:r>
     </w:p>
     <w:p w14:noSpellErr="1">
@@ -904,12 +955,61 @@
         <w:rPr>
           <w:color w:val="080808"/>
         </w:rPr>
-        <w:t xml:space="preserve">Ask for two words and store them in [first_word] and [second_word]. Use position 0 to display the first character of each word. Test </w:t>
+        <w:t xml:space="preserve">Change the example so it asks for two words in </w:t>
+      </w:r>
+      <w:r>
+        <w:rPr>
+          <w:color w:val="6A1B9A"/>
+          <w:rFonts w:ascii="JetBrains Mono" w:hAnsi="JetBrains Mono"/>
+          <w:sz w:val="20"/>
+          <w:szCs w:val="20"/>
+          <w:shd w:val="clear" w:color="auto" w:fill="ECEAF4"/>
+        </w:rPr>
+        <w:t> first_word </w:t>
+      </w:r>
+      <w:r>
+        <w:rPr>
+          <w:color w:val="080808"/>
+        </w:rPr>
+        <w:t xml:space="preserve"> and </w:t>
+      </w:r>
+      <w:r>
+        <w:rPr>
+          <w:color w:val="6A1B9A"/>
+          <w:rFonts w:ascii="JetBrains Mono" w:hAnsi="JetBrains Mono"/>
+          <w:sz w:val="20"/>
+          <w:szCs w:val="20"/>
+          <w:shd w:val="clear" w:color="auto" w:fill="ECEAF4"/>
+        </w:rPr>
+        <w:t> second_word </w:t>
+      </w:r>
+      <w:r>
+        <w:rPr>
+          <w:color w:val="080808"/>
+        </w:rPr>
+        <w:t xml:space="preserve">. Use position 0 to display the first character of each word after </w:t>
       </w:r>
       <w:r>
         <w:rPr>
           <w:color w:val="067D17"/>
-          <w:rFonts w:ascii="Consolas" w:hAnsi="Consolas"/>
+          <w:rFonts w:ascii="JetBrains Mono" w:hAnsi="JetBrains Mono"/>
+          <w:sz w:val="20"/>
+          <w:szCs w:val="20"/>
+        </w:rPr>
+        <w:t>"Initials:"</w:t>
+      </w:r>
+      <w:r>
+        <w:rPr>
+          <w:color w:val="080808"/>
+        </w:rPr>
+        <w:t xml:space="preserve">. For example, </w:t>
+      </w:r>
+      <w:r>
+        <w:rPr>
+          <w:color w:val="067D17"/>
+          <w:rFonts w:ascii="JetBrains Mono" w:hAnsi="JetBrains Mono"/>
+          <w:sz w:val="20"/>
+          <w:szCs w:val="20"/>
         </w:rPr>
         <w:t>"Code"</w:t>
       </w:r>
@@ -922,7 +1022,9 @@
       <w:r>
         <w:rPr>
           <w:color w:val="067D17"/>
-          <w:rFonts w:ascii="Consolas" w:hAnsi="Consolas"/>
+          <w:rFonts w:ascii="JetBrains Mono" w:hAnsi="JetBrains Mono"/>
+          <w:sz w:val="20"/>
+          <w:szCs w:val="20"/>
         </w:rPr>
         <w:t>"python"</w:t>
       </w:r>
@@ -930,12 +1032,14 @@
         <w:rPr>
           <w:color w:val="080808"/>
         </w:rPr>
-        <w:t xml:space="preserve">; display </w:t>
+        <w:t xml:space="preserve"> display </w:t>
       </w:r>
       <w:r>
         <w:rPr>
           <w:color w:val="067D17"/>
-          <w:rFonts w:ascii="Consolas" w:hAnsi="Consolas"/>
+          <w:rFonts w:ascii="JetBrains Mono" w:hAnsi="JetBrains Mono"/>
+          <w:sz w:val="20"/>
+          <w:szCs w:val="20"/>
         </w:rPr>
         <w:t>"Initials: C p"</w:t>
       </w:r>
@@ -970,12 +1074,46 @@
         <w:rPr>
           <w:color w:val="080808"/>
         </w:rPr>
-        <w:t xml:space="preserve">Ask for a six-letter word and store it in [word]. Store the slice from positions 0 to 2 in [first_part] and the slice from positions 4 to 6 in [last_part]. Display </w:t>
+        <w:t xml:space="preserve">Create a reference-code program that asks for a six-letter word. Use two slices to store the first two characters in </w:t>
+      </w:r>
+      <w:r>
+        <w:rPr>
+          <w:color w:val="6A1B9A"/>
+          <w:rFonts w:ascii="JetBrains Mono" w:hAnsi="JetBrains Mono"/>
+          <w:sz w:val="20"/>
+          <w:szCs w:val="20"/>
+          <w:shd w:val="clear" w:color="auto" w:fill="ECEAF4"/>
+        </w:rPr>
+        <w:t> first_part </w:t>
+      </w:r>
+      <w:r>
+        <w:rPr>
+          <w:color w:val="080808"/>
+        </w:rPr>
+        <w:t xml:space="preserve"> and the last two in </w:t>
+      </w:r>
+      <w:r>
+        <w:rPr>
+          <w:color w:val="6A1B9A"/>
+          <w:rFonts w:ascii="JetBrains Mono" w:hAnsi="JetBrains Mono"/>
+          <w:sz w:val="20"/>
+          <w:szCs w:val="20"/>
+          <w:shd w:val="clear" w:color="auto" w:fill="ECEAF4"/>
+        </w:rPr>
+        <w:t> last_part </w:t>
+      </w:r>
+      <w:r>
+        <w:rPr>
+          <w:color w:val="080808"/>
+        </w:rPr>
+        <w:t xml:space="preserve">. Display both after </w:t>
       </w:r>
       <w:r>
         <w:rPr>
           <w:color w:val="067D17"/>
-          <w:rFonts w:ascii="Consolas" w:hAnsi="Consolas"/>
+          <w:rFonts w:ascii="JetBrains Mono" w:hAnsi="JetBrains Mono"/>
+          <w:sz w:val="20"/>
+          <w:szCs w:val="20"/>
         </w:rPr>
         <w:t>"Reference:"</w:t>
       </w:r>
@@ -983,12 +1121,14 @@
         <w:rPr>
           <w:color w:val="080808"/>
         </w:rPr>
-        <w:t xml:space="preserve"> followed by both parts. Test </w:t>
+        <w:t xml:space="preserve">. For example, </w:t>
       </w:r>
       <w:r>
         <w:rPr>
           <w:color w:val="067D17"/>
-          <w:rFonts w:ascii="Consolas" w:hAnsi="Consolas"/>
+          <w:rFonts w:ascii="JetBrains Mono" w:hAnsi="JetBrains Mono"/>
+          <w:sz w:val="20"/>
+          <w:szCs w:val="20"/>
         </w:rPr>
         <w:t>"python"</w:t>
       </w:r>
@@ -996,12 +1136,14 @@
         <w:rPr>
           <w:color w:val="080808"/>
         </w:rPr>
-        <w:t xml:space="preserve">; display </w:t>
+        <w:t xml:space="preserve"> displays </w:t>
       </w:r>
       <w:r>
         <w:rPr>
           <w:color w:val="067D17"/>
-          <w:rFonts w:ascii="Consolas" w:hAnsi="Consolas"/>
+          <w:rFonts w:ascii="JetBrains Mono" w:hAnsi="JetBrains Mono"/>
+          <w:sz w:val="20"/>
+          <w:szCs w:val="20"/>
         </w:rPr>
         <w:t>"Reference: py on"</w:t>
       </w:r>
